--- a/klagomål/A 37043-2026 FSC-klagomål.docx
+++ b/klagomål/A 37043-2026 FSC-klagomål.docx
@@ -672,7 +672,7 @@
     <w:r>
       <w:tab/>
       <w:tab/>
-      <w:t>2026-09-14</w:t>
+      <w:t>2026-09-15</w:t>
       <w:br/>
       <w:br/>
     </w:r>

--- a/klagomål/A 37043-2026 FSC-klagomål.docx
+++ b/klagomål/A 37043-2026 FSC-klagomål.docx
@@ -672,7 +672,7 @@
     <w:r>
       <w:tab/>
       <w:tab/>
-      <w:t>2026-09-15</w:t>
+      <w:t>2026-09-16</w:t>
       <w:br/>
       <w:br/>
     </w:r>

--- a/klagomål/A 37043-2026 FSC-klagomål.docx
+++ b/klagomål/A 37043-2026 FSC-klagomål.docx
@@ -672,7 +672,7 @@
     <w:r>
       <w:tab/>
       <w:tab/>
-      <w:t>2026-09-16</w:t>
+      <w:t>2026-09-17</w:t>
       <w:br/>
       <w:br/>
     </w:r>

--- a/klagomål/A 37043-2026 FSC-klagomål.docx
+++ b/klagomål/A 37043-2026 FSC-klagomål.docx
@@ -672,7 +672,7 @@
     <w:r>
       <w:tab/>
       <w:tab/>
-      <w:t>2026-09-17</w:t>
+      <w:t>2026-09-18</w:t>
       <w:br/>
       <w:br/>
     </w:r>

--- a/klagomål/A 37043-2026 FSC-klagomål.docx
+++ b/klagomål/A 37043-2026 FSC-klagomål.docx
@@ -672,7 +672,7 @@
     <w:r>
       <w:tab/>
       <w:tab/>
-      <w:t>2026-09-18</w:t>
+      <w:t>2026-09-19</w:t>
       <w:br/>
       <w:br/>
     </w:r>

--- a/klagomål/A 37043-2026 FSC-klagomål.docx
+++ b/klagomål/A 37043-2026 FSC-klagomål.docx
@@ -672,7 +672,7 @@
     <w:r>
       <w:tab/>
       <w:tab/>
-      <w:t>2026-09-19</w:t>
+      <w:t>2026-09-21</w:t>
       <w:br/>
       <w:br/>
     </w:r>

--- a/klagomål/A 37043-2026 FSC-klagomål.docx
+++ b/klagomål/A 37043-2026 FSC-klagomål.docx
@@ -672,7 +672,7 @@
     <w:r>
       <w:tab/>
       <w:tab/>
-      <w:t>2026-09-21</w:t>
+      <w:t>2026-09-23</w:t>
       <w:br/>
       <w:br/>
     </w:r>

--- a/klagomål/A 37043-2026 FSC-klagomål.docx
+++ b/klagomål/A 37043-2026 FSC-klagomål.docx
@@ -672,7 +672,7 @@
     <w:r>
       <w:tab/>
       <w:tab/>
-      <w:t>2026-09-23</w:t>
+      <w:t>2026-09-24</w:t>
       <w:br/>
       <w:br/>
     </w:r>

--- a/klagomål/A 37043-2026 FSC-klagomål.docx
+++ b/klagomål/A 37043-2026 FSC-klagomål.docx
@@ -672,7 +672,7 @@
     <w:r>
       <w:tab/>
       <w:tab/>
-      <w:t>2026-09-24</w:t>
+      <w:t>2026-09-25</w:t>
       <w:br/>
       <w:br/>
     </w:r>

--- a/klagomål/A 37043-2026 FSC-klagomål.docx
+++ b/klagomål/A 37043-2026 FSC-klagomål.docx
@@ -672,7 +672,7 @@
     <w:r>
       <w:tab/>
       <w:tab/>
-      <w:t>2026-09-25</w:t>
+      <w:t>2026-09-26</w:t>
       <w:br/>
       <w:br/>
     </w:r>

--- a/klagomål/A 37043-2026 FSC-klagomål.docx
+++ b/klagomål/A 37043-2026 FSC-klagomål.docx
@@ -163,7 +163,7 @@
         <w:pStyle w:val="Title"/>
       </w:pPr>
       <w:r>
-        <w:t>Inledande FSC- /PEFC-klagomål – information om höga naturvärden i avverkningsanmälan A 37043-2026 i Gällivare kommun</w:t>
+        <w:t>Inledande FSC- /PEFC-klagomål – information om höga naturvärden och fridlysta arter i avverkningsanmälan A 37043-2026 i Gällivare kommun</w:t>
       </w:r>
     </w:p>
     <w:p>
@@ -178,7 +178,7 @@
       <w:r>
         <w:drawing>
           <wp:inline xmlns:a="http://schemas.openxmlformats.org/drawingml/2006/main" xmlns:pic="http://schemas.openxmlformats.org/drawingml/2006/picture">
-            <wp:extent cx="4345126" cy="5724000"/>
+            <wp:extent cx="4537893" cy="5724000"/>
             <wp:docPr id="1" name="Picture 1"/>
             <wp:cNvGraphicFramePr>
               <a:graphicFrameLocks noChangeAspect="1"/>
@@ -199,7 +199,7 @@
                   <pic:spPr>
                     <a:xfrm>
                       <a:off x="0" y="0"/>
-                      <a:ext cx="4345126" cy="5724000"/>
+                      <a:ext cx="4537893" cy="5724000"/>
                     </a:xfrm>
                     <a:prstGeom prst="rect"/>
                   </pic:spPr>
@@ -216,12 +216,12 @@
         <w:spacing w:after="240"/>
       </w:pPr>
       <w:r>
-        <w:t>Figur 1. Fyndplatser för naturvårdsarter i avverkningsanmälan. Markörer utan svart kant är placerade på fyndplatsen. Markörer med svart kant är placerade vid sidan av fyndplatsen och har ett svart streck som visar fyndplatsens exakta position. Kartans mittpunktskoordinat är N 7411434, E 773181 i SWEREF 99 TM.</w:t>
+        <w:t>Figur 1. Fyndplatser för naturvårdsarter i och inom 20 meter från avverkningsanmälan. Markörer utan svart kant är placerade på fyndplatsen. Markörer med svart kant är placerade vid sidan av fyndplatsen och har ett svart streck som visar fyndplatsens exakta position. Kartans mittpunktskoordinat är N 7411434, E 773181 i SWEREF 99 TM.</w:t>
       </w:r>
     </w:p>
     <w:p>
       <w:r>
-        <w:t>I avverkningsanmälan finns fynd av 1 naturvårdsarter, varav 1 är rödlistad och 1 är typisk (T): blå taggsvamp (NT, T). Se Figur 1.</w:t>
+        <w:t>I och inom 20 meter från avverkningsanmälan finns fynd av 10 naturvårdsarter, varav 10 är rödlistade, 1 är fridlyst och 4 är typiska (T): garnlav (VU, T), smalfotad taggsvamp (VU), spadskinn (VU), tajgataggsvamp (VU), blanksvart spiklav (NT), blå taggsvamp (NT, T), dropptaggsvamp (NT, T), lavskrika (NT, T, §4), svartvit taggsvamp (NT) och vedflamlav (NT). Se Figur 1.</w:t>
       </w:r>
     </w:p>
     <w:p>
@@ -244,7 +244,89 @@
     </w:p>
     <w:p>
       <w:r>
-        <w:t>Nedan följer beskrivningar av de naturvårdsarter och fridlysta arter som har sina livsmiljöer och växtplatser i den avverkningsanmälda skogen. De påträffade naturvårdsarterna är ett tydligt kvitto på att det rör sig om en skog med höga naturvärden.</w:t>
+        <w:t>Nedan följer beskrivningar av de naturvårdsarter och fridlysta arter som har sina livsmiljöer och växtplatser i den avverkningsanmälda skogen. Se även ytterligare artfakta i BILAGA 1. De påträffade naturvårdsarterna är ett tydligt kvitto på att det rör sig om en skog med höga naturvärden.</w:t>
+      </w:r>
+    </w:p>
+    <w:p>
+      <w:r>
+        <w:rPr>
+          <w:b/>
+        </w:rPr>
+        <w:t>Garnlav (VU)</w:t>
+      </w:r>
+      <w:r>
+        <w:t xml:space="preserve"> är en utpräglad barrskogsart som ibland kan drapera träden i norrländska grannaturskogar med hög luftfuktighet. Den förekommer även i talldominerade bestånd där den, förutom i trädens grenverk, påträffas hängande över ojämnheter i tallbarken. Arten har minskat starkt i södra och mellersta Sverige och den minskar även i sitt nordliga utbredningsområde. Minskningstakten uppgår till 30 (20–50) % inom 50 år och överstiger gränsvärdet för Sårbar (VU). Orsaken till tillbakagången beror främst på slutavverkningar av naturskogsartade skogar. Bestånd med riklig förekomst bör regelmässigt sparas, vilket även gynnar flera andra sällsynta och rödlistade arter. Garnlav är värdväxt för den mycket sällsynta och akut hotade fjärilen barrskogslavfly (CR) som hör hemma i boreala barrskogar med riklig förekomst av värdväxten. Tidigare kunde arten konstateras årligen på flera platser vid Dala-Floda i Dalarna innan lokalerna kalavverkades. Senaste fyndet i landet av barrskogslavfly är från år 2000 då den påträffades vid Högberget i Sollefteå kommun. Garnlav är typisk art för </w:t>
+      </w:r>
+      <w:r>
+        <w:rPr>
+          <w:i/>
+        </w:rPr>
+        <w:t xml:space="preserve">9010 Taiga </w:t>
+      </w:r>
+      <w:r>
+        <w:t>och</w:t>
+      </w:r>
+      <w:r>
+        <w:rPr>
+          <w:i/>
+        </w:rPr>
+        <w:t xml:space="preserve"> 9070 Trädklädd betesmark</w:t>
+      </w:r>
+      <w:r>
+        <w:t xml:space="preserve"> (SLU Artdatabanken, 2026).</w:t>
+      </w:r>
+    </w:p>
+    <w:p>
+      <w:r>
+        <w:rPr>
+          <w:b/>
+        </w:rPr>
+        <w:t>Smalfotad taggsvamp (VU)</w:t>
+      </w:r>
+      <w:r>
+        <w:t>, rödlistad som sårbar, växer på marken under lågor eller fallna stubbar i brandpräglad torr tallskog med lång kontinuitet. Arten är starkt associerad till kolad ved från tallar som sannolikt varit med om flera historiska skogsbränder. Detta är en process som kan ta många hundra år och det tar således mycket lång tid att återskapa lämpliga substrat. Smalfotad taggsvamp är placerad i toppen av Skogsstyrelsens värdepyramid för bedömning av skog med höga naturvärden samt globalt rödlistad som sårbar (VU) vilket innebär att Sverige har ett internationellt ansvar för arten (IUCN Redlist, 2024; Nitare &amp; Skogsstyrelsen, 2019; SLU Artdatabanken, 2024).</w:t>
+      </w:r>
+    </w:p>
+    <w:p>
+      <w:r>
+        <w:rPr>
+          <w:b/>
+        </w:rPr>
+        <w:t>Spadskinn (VU)</w:t>
+      </w:r>
+      <w:r>
+        <w:t xml:space="preserve"> är knuten till tallskogar med höga naturvärden och artens potentiella miljöer har minskat kraftigt och fortsätter att minska eftersom äldre sandtallskogar avverkas. Mykorrhiza-arter och andra marklevande svampar påverkas starkt negativt av slutavverkning då alla träd avlägsnas. Spadskinn är globalt rödlistad som sårbar (VU) vilket innebär att Sverige har ett internationellt ansvar för arten. Fler områden där arten förekommer behöver skyddas (SLU Artdatabanken, 2024; Nitare &amp; Skogsstyrelsen, 2019; IUCN, 2019).</w:t>
+      </w:r>
+    </w:p>
+    <w:p>
+      <w:r>
+        <w:rPr>
+          <w:b/>
+        </w:rPr>
+        <w:t xml:space="preserve">Tajgataggsvamp (VU) </w:t>
+      </w:r>
+      <w:r>
+        <w:t xml:space="preserve">är en sällsynt art som bildar mykorrhiza med tall och växer på marken under gamla tallågor, stubbar och även grenar av tall i brandpräglad torr tallskog på mager sandig mark med lång kontinuitet. Den är placerad högst upp i Skogsstyrelsens värdepyramid för bedömning av skog med höga naturvärden och flertalet växtplatser bör skyddas långsiktigt genom att öka arealen skyddad, brandpräglad, mager tallskog med trädkontinuitet. Troligtvis sammanblandas arten då och då med svartvit taggsvamp </w:t>
+      </w:r>
+      <w:r>
+        <w:rPr>
+          <w:i/>
+        </w:rPr>
+        <w:t>Phellodon connatus</w:t>
+      </w:r>
+      <w:r>
+        <w:t xml:space="preserve"> som vid DNA-undersökningar visat sig ha flera olika former. Tajgataggsvamp är globalt rödlistad som sårbar (VU) vilket innebär att Sverige har ett internationellt ansvar för arten (IUCN, 2025; SLU Artdatabanken, 2024; Nitare &amp; Skogsstyrelsen, 2019).</w:t>
+      </w:r>
+    </w:p>
+    <w:p>
+      <w:r>
+        <w:rPr>
+          <w:b/>
+        </w:rPr>
+        <w:t>Blanksvart spiklav (NT)</w:t>
+      </w:r>
+      <w:r>
+        <w:t xml:space="preserve"> förekommer på torr, hård, gammal kärnved men även på äldre ytved av tall i naturskogsartade bestånd med begränsad brandpåverkan och ostörd hydrologi. Skogsbruksåtgärder på eller i närheten av lokaler med blanksvart spiklav utgör ett hot. Naturskogsartade öppna tall- och barrblandskogar med blanksvart spiklav indikerar höga biologiska värden och bör bevaras (SLU Artdatabanken, 2024).</w:t>
       </w:r>
     </w:p>
     <w:p>
@@ -265,6 +347,77 @@
       </w:r>
       <w:r>
         <w:t xml:space="preserve"> (SLU Artdatabanken, 2024; Nitare &amp; Skogsstyrelsen, 2019).</w:t>
+      </w:r>
+    </w:p>
+    <w:p>
+      <w:r>
+        <w:rPr>
+          <w:b/>
+        </w:rPr>
+        <w:t>Dropptaggsvamp (NT)</w:t>
+      </w:r>
+      <w:r>
+        <w:t xml:space="preserve"> bildar mykorrhiza med tall, främst i barrskog med trädkontinuitet, i magra, torra och ljusöppna lavtallskogar och i barrblandskogar med friskmossor och lingon i fältskiktet. Den totala populationen i landet har minskat och bedöms fortsätta minska till följd av slutavverkningar av tallskog. Det är högst oklart om arten långsiktigt kan etablera och reproducera sig i skogsbestånd som brukas med trakthyggesmetoder, markberedning, gödsling eller föryngring med förädlat plantmaterial. Uppfyller kriterierna för att bli rödlistad på grund av ny kunskap som visar att en större andel av populationen än tidigare bedömt är knuten till kontinuitetsbarrskog. Minskningstakten för den svenska populationen bedöms vara nära gränsvärdet för Sårbar (VU). Dropptaggsvamp är typisk art för </w:t>
+      </w:r>
+      <w:r>
+        <w:rPr>
+          <w:i/>
+        </w:rPr>
+        <w:t xml:space="preserve">9010 Taiga </w:t>
+      </w:r>
+      <w:r>
+        <w:t>(SLU Artdatabanken, 2026).</w:t>
+      </w:r>
+    </w:p>
+    <w:p>
+      <w:r>
+        <w:rPr>
+          <w:b/>
+        </w:rPr>
+        <w:t>Lavskrika (NT, §4)</w:t>
+      </w:r>
+      <w:r>
+        <w:t xml:space="preserve"> är rödlistad som nära hotad och fridlyst enligt 4§ artskyddsförordningen. Den har minskat med 20 (10–30) % under de senaste 15 åren och minskningstakten bedöms vara nära gränsvärdet för sårbar (VU). Lavskrikan är en mycket stationär fågel, som häckar i äldre, slutna och hänglavsrika barrskogar. Nyckelfaktorer är flerskiktad skog med rik undervegetation samt riklig förekomst av hänglavar. Reviren är livslånga med hemområden som varierar mellan 50 och 150 ha. Inom ett revir av hög kvalitet finns det som regel ett eller flera kärnområden (1–20 ha) med relativt tät flerskiktad granskog. Arten missgynnas när flerskiktad skog omförs till enskiktade bestånd och även röjning och hård gallring är starkt negativt. Lavskrikan har relativt stora hemområden och försvinner när den äldre skogen fragmenteras, särskilt allvarligt är när kärnområdena avverkas. Den försvinner successivt framför allt vid dess utbredningsgränser och populationen har minskat kontinuerligt under 2000-talet. Lavskrika är typisk art för </w:t>
+      </w:r>
+      <w:r>
+        <w:rPr>
+          <w:i/>
+        </w:rPr>
+        <w:t>9010 Taiga</w:t>
+      </w:r>
+      <w:r>
+        <w:t xml:space="preserve"> (SLU Artdatabanken, 2026; Skogsstyrelsen 2016).</w:t>
+      </w:r>
+    </w:p>
+    <w:p>
+      <w:r>
+        <w:rPr>
+          <w:b/>
+        </w:rPr>
+        <w:t xml:space="preserve">Svartvit taggsvamp (NT) </w:t>
+      </w:r>
+      <w:r>
+        <w:t>bildar mykorrhiza med tall, troligen även med gran. Den växer huvudsakligen i äldre, naturligt uppkommen skog på torr eller frisk mark och förekommer såväl på tallhedar som i mossig barrblandskog. Flera olika former har påträffats vid DNA-undersökningar av europeiskt material och det är oklart hur många former som finns i värd land. Kalavverkning av äldre skog är ett reellt hot, liksom maskinell markberedning och minskad andel självföryngring. Lokaler som fortfarande håller svampen behöver säkerställas (SLU Artdatabanken, 2024; Nitare &amp; Skogsstyrelsen, 2019).</w:t>
+      </w:r>
+    </w:p>
+    <w:p>
+      <w:r>
+        <w:rPr>
+          <w:b/>
+        </w:rPr>
+        <w:t>Vedflamlav (NT)</w:t>
+      </w:r>
+      <w:r>
+        <w:t xml:space="preserve"> växer på gammal hård och torr, exponerad kärnved av tall, främst på högstubbar i ljusöppna lägen, t.ex. vid och på myrar, sjökanter, i glesa hällmarkskogar och i brandpräglade tallnaturskogar. Substratet nyskapas i begränsad omfattning och arten är en utmärkt indikator på höga naturvärden i denna skogstyp. Tall- och barrblandskogar med naturskogskaraktär och spår av bränder har ofta höga biologiska värden och bör skyddas. På vedflamlavens bål kan den sällsynta spiklaven/parasiten </w:t>
+      </w:r>
+      <w:r>
+        <w:rPr>
+          <w:i/>
+        </w:rPr>
+        <w:t>Calicium ramboldiicola</w:t>
+      </w:r>
+      <w:r>
+        <w:t xml:space="preserve"> (VU) påträffas (SLU Artdatabanken, 2026).</w:t>
       </w:r>
     </w:p>
     <w:p>
@@ -319,6 +472,22 @@
       <w:r>
         <w:t>I den avverkningsanmälda skogen har fridlysta arter sina livsmiljöer och växtplatser. Att skada de fridlysta arternas livsmiljöer, växtplatser eller ekologiska funktion är inte tillåtet enligt artskyddsförordningen.</w:t>
       </w:r>
+      <w:r>
+        <w:rPr>
+          <w:i/>
+        </w:rPr>
+        <w:t xml:space="preserve"> EU:s medlemsländer och skogsbolag är skyldiga att agera i enlighet med EU:s fågeldirektiv där det uttryckligen står att direktivet gäller för fåglar samt för deras ägg, bon och </w:t>
+      </w:r>
+      <w:r>
+        <w:rPr>
+          <w:b/>
+          <w:i/>
+        </w:rPr>
+        <w:t xml:space="preserve">livsmiljöer </w:t>
+      </w:r>
+      <w:r>
+        <w:t>(artikel 1). Vidare att de åtgärder som vidtas inte får leda till en försämring av den nuvarande situationen beträffande bevarandet av de fågelarter som avses i artikel 1 (artikel 13).</w:t>
+      </w:r>
     </w:p>
     <w:p>
       <w:r>
@@ -357,7 +526,7 @@
         <w:rPr>
           <w:i/>
         </w:rPr>
-        <w:t>I det avverkningsanmälda skogsområdet har 1 naturvårdsarter varav 1 rödlistade arter sina livsmiljöer och växtplatser.</w:t>
+        <w:t>I det avverkningsanmälda skogsområdet har 10 naturvårdsarter varav 10 rödlistade arter sina livsmiljöer och växtplatser.</w:t>
       </w:r>
     </w:p>
     <w:p>
@@ -544,6 +713,105 @@
         <w:t>I den avverkningsanmälda skogen har fridlysta arter sina livsmiljöer och växtplatser. Att skada de fridlysta arternas livsmiljöer, växtplatser eller ekologiska funktion är inte tillåtet enligt artskyddsförordningen</w:t>
       </w:r>
     </w:p>
+    <w:p>
+      <w:r>
+        <w:br w:type="page"/>
+      </w:r>
+    </w:p>
+    <w:p>
+      <w:pPr>
+        <w:pStyle w:val="Title"/>
+      </w:pPr>
+      <w:r>
+        <w:t>BILAGA 1 – Fridlysta arter</w:t>
+      </w:r>
+    </w:p>
+    <w:p>
+      <w:pPr>
+        <w:pStyle w:val="Heading1"/>
+      </w:pPr>
+      <w:r>
+        <w:t>Lavskrika – ekologi samt krav på livsmiljön</w:t>
+      </w:r>
+    </w:p>
+    <w:p>
+      <w:r>
+        <w:t>Lavskrika är rödlistad som nära hotad (NT), fridlyst enligt 4 § artskyddsförordningen (2007:845) och ingår i förteckningen över prioriterade arter i Skogsstyrelsens föreskrifter och allmänna råd (SKSFS 2011:7) bilaga 4. Lavskrikan är en mycket stationär fågel, som häckar i äldre, slutna och hänglavsrika barrskogar. Nyckelfaktorer är flerskiktad skog med rik undervegetation samt riklig förekomst av hänglavar (SLU Artdatabanken, 2026).</w:t>
+      </w:r>
+    </w:p>
+    <w:p>
+      <w:r>
+        <w:t xml:space="preserve">I Skogsstyrelsens vägledning för hänsyn till fåglar står bland annat att: </w:t>
+      </w:r>
+      <w:r>
+        <w:rPr>
+          <w:i/>
+        </w:rPr>
+        <w:t>“Reviren är livslånga med hemområden som varierar mellan 50 och 150 ha. Hemområdena har inga fasta gränser utan det handlar mera om de yttre gränserna för familjegruppernas rörelser. Lavskrikan undviker att förflytta sig över stora öppna områden och hemområdesstorleken är därför större i områden fragmenterade av hyggen och yngre skog än i områden med i sammanhängande äldre skog. Det finns studier som antyder att det inom ett revir bör finnas maximalt 15 % öppna ytor och ungskog. Inom ett revir av hög kvalitet finns det som regel ett eller flera kärnområden (1–20 ha) med relativt tät flerskiktad granskog.”</w:t>
+      </w:r>
+      <w:r>
+        <w:t xml:space="preserve"> Vidare att: </w:t>
+      </w:r>
+      <w:r>
+        <w:rPr>
+          <w:i/>
+        </w:rPr>
+        <w:t>“Arten missgynnas när flerskiktad skog omförs till enskiktade bestånd. Även skogsskötsel med återkommande röjning och hård gallring är starkt negativt. Lavskrikan har relativt stora hemområden och försvinner när den äldre skogen fragmenteras, särskilt allvarligt är när kärnområdena avverkas.”</w:t>
+      </w:r>
+      <w:r>
+        <w:t xml:space="preserve"> (Skogsstyrelsen 2016).</w:t>
+      </w:r>
+    </w:p>
+    <w:p>
+      <w:r>
+        <w:t xml:space="preserve">Populationen har minskat med 20 (10–30) % under de senaste 15 åren och minskningstakten bedöms vara nära gränsvärdet för sårbar (VU). Arten försvinner successivt framför allt vid dess utbredningsgränser och populationen har minskat kontinuerligt under 2000-talet. Lavskrika är typisk art för </w:t>
+      </w:r>
+      <w:r>
+        <w:rPr>
+          <w:i/>
+        </w:rPr>
+        <w:t>9010 Taiga</w:t>
+      </w:r>
+      <w:r>
+        <w:t xml:space="preserve"> (SLU Artdatabanken, 2026).</w:t>
+      </w:r>
+    </w:p>
+    <w:p>
+      <w:pPr>
+        <w:pStyle w:val="Heading2"/>
+      </w:pPr>
+      <w:r>
+        <w:t>Referenser – lavskrika</w:t>
+      </w:r>
+    </w:p>
+    <w:p>
+      <w:r>
+        <w:t xml:space="preserve">Skogsstyrelsen, 2016. </w:t>
+      </w:r>
+      <w:r>
+        <w:rPr>
+          <w:i/>
+        </w:rPr>
+        <w:t xml:space="preserve">Vägledning för hänsyn till fåglar – lavskrika. </w:t>
+      </w:r>
+      <w:r>
+        <w:t>https://www.skogsstyrelsen.se/globalassets/lag-och-tillsyn/artskydd/vagledningar-for-hansyn-till-faglar/lavskrika-vagledning-hansyn.pdf</w:t>
+      </w:r>
+    </w:p>
+    <w:p>
+      <w:r>
+        <w:t xml:space="preserve">SLU Artdatabanken, 2026. </w:t>
+      </w:r>
+      <w:r>
+        <w:rPr>
+          <w:i/>
+        </w:rPr>
+        <w:t xml:space="preserve">Artfaktablad. Naturvård – artfakta. </w:t>
+      </w:r>
+      <w:r>
+        <w:t>SLU Artdatabanken, Uppsala</w:t>
+      </w:r>
+    </w:p>
     <w:sectPr>
       <w:headerReference w:type="even" r:id="rId8"/>
       <w:headerReference w:type="default" r:id="rId9"/>
@@ -672,7 +940,7 @@
     <w:r>
       <w:tab/>
       <w:tab/>
-      <w:t>2026-09-26</w:t>
+      <w:t>2026-09-27</w:t>
       <w:br/>
       <w:br/>
     </w:r>

--- a/klagomål/A 37043-2026 FSC-klagomål.docx
+++ b/klagomål/A 37043-2026 FSC-klagomål.docx
@@ -940,7 +940,7 @@
     <w:r>
       <w:tab/>
       <w:tab/>
-      <w:t>2026-09-27</w:t>
+      <w:t>2026-09-28</w:t>
       <w:br/>
       <w:br/>
     </w:r>

--- a/klagomål/A 37043-2026 FSC-klagomål.docx
+++ b/klagomål/A 37043-2026 FSC-klagomål.docx
@@ -940,7 +940,7 @@
     <w:r>
       <w:tab/>
       <w:tab/>
-      <w:t>2026-09-28</w:t>
+      <w:t>2026-09-29</w:t>
       <w:br/>
       <w:br/>
     </w:r>

--- a/klagomål/A 37043-2026 FSC-klagomål.docx
+++ b/klagomål/A 37043-2026 FSC-klagomål.docx
@@ -178,7 +178,7 @@
       <w:r>
         <w:drawing>
           <wp:inline xmlns:a="http://schemas.openxmlformats.org/drawingml/2006/main" xmlns:pic="http://schemas.openxmlformats.org/drawingml/2006/picture">
-            <wp:extent cx="4537893" cy="5724000"/>
+            <wp:extent cx="4583134" cy="5724000"/>
             <wp:docPr id="1" name="Picture 1"/>
             <wp:cNvGraphicFramePr>
               <a:graphicFrameLocks noChangeAspect="1"/>
@@ -199,7 +199,7 @@
                   <pic:spPr>
                     <a:xfrm>
                       <a:off x="0" y="0"/>
-                      <a:ext cx="4537893" cy="5724000"/>
+                      <a:ext cx="4583134" cy="5724000"/>
                     </a:xfrm>
                     <a:prstGeom prst="rect"/>
                   </pic:spPr>
@@ -221,7 +221,7 @@
     </w:p>
     <w:p>
       <w:r>
-        <w:t>I och inom 20 meter från avverkningsanmälan finns fynd av 10 naturvårdsarter, varav 10 är rödlistade, 1 är fridlyst och 4 är typiska (T): garnlav (VU, T), smalfotad taggsvamp (VU), spadskinn (VU), tajgataggsvamp (VU), blanksvart spiklav (NT), blå taggsvamp (NT, T), dropptaggsvamp (NT, T), lavskrika (NT, T, §4), svartvit taggsvamp (NT) och vedflamlav (NT). Se Figur 1.</w:t>
+        <w:t>I och inom 20 meter från avverkningsanmälan finns fynd av 14 naturvårdsarter, varav 14 är rödlistade, 2 är fridlysta och 5 är typiska (T): garnlav (VU, T), smalfotad taggsvamp (VU), spadskinn (VU), tajgataggsvamp (VU), torrmusseron (VU), blanksvart spiklav (NT), blå taggsvamp (NT, T), dropptaggsvamp (NT, T), lavskrika (NT, T, §4), nordtagging (NT), svartvit taggsvamp (NT), tretåig hackspett (NT, T, §4), vaddporing (NT) och vedflamlav (NT). Se Figur 1.</w:t>
       </w:r>
     </w:p>
     <w:p>
@@ -323,6 +323,17 @@
         <w:rPr>
           <w:b/>
         </w:rPr>
+        <w:t xml:space="preserve">Torrmusseron (VU) </w:t>
+      </w:r>
+      <w:r>
+        <w:t>bildar mykorrhiza med tall, huvudsakligen på sandig mark på magra äldre tallhedar med tunt fältskikt. Bara påträffad i äldre skog med naturskogskaraktär eller skogar som plock- eller dimensionsavverkats. Bedöms ha svårt att återetableras efter kalavverkning och slutavverkning, markberedning och gödsling bör ej förekomma på kända lokaler (SLU Artdatabanken, 2024).</w:t>
+      </w:r>
+    </w:p>
+    <w:p>
+      <w:r>
+        <w:rPr>
+          <w:b/>
+        </w:rPr>
         <w:t>Blanksvart spiklav (NT)</w:t>
       </w:r>
       <w:r>
@@ -394,10 +405,61 @@
         <w:rPr>
           <w:b/>
         </w:rPr>
+        <w:t>Nordtagging (NT)</w:t>
+      </w:r>
+      <w:r>
+        <w:t xml:space="preserve"> växer främst på tallågor av grövre dimensioner och påträffas huvudsakligen i äldre skog som inte kalavverkats. Nordtaggingen missgynnas av att områden med äldre tallskog har minskat starkt. Bekämpning av skogsbränder, samtidigt som skogsbruket omvandlar naturligt glesa tallbestånd till likartade och betydligt tätare bestånd, har missgynnat arten. Bristen på gamla tallågor utgör på sikt ett allvarligt hot och återskapandet av lämpliga biotoper tar mycket lång tid. Områden med olikåldriga bestånd av tall och med stort inslag av äldre träd bör undantas från skoglig produktion (SLU Artdatabanken, 2024).</w:t>
+      </w:r>
+    </w:p>
+    <w:p>
+      <w:r>
+        <w:rPr>
+          <w:b/>
+        </w:rPr>
         <w:t xml:space="preserve">Svartvit taggsvamp (NT) </w:t>
       </w:r>
       <w:r>
         <w:t>bildar mykorrhiza med tall, troligen även med gran. Den växer huvudsakligen i äldre, naturligt uppkommen skog på torr eller frisk mark och förekommer såväl på tallhedar som i mossig barrblandskog. Flera olika former har påträffats vid DNA-undersökningar av europeiskt material och det är oklart hur många former som finns i värd land. Kalavverkning av äldre skog är ett reellt hot, liksom maskinell markberedning och minskad andel självföryngring. Lokaler som fortfarande håller svampen behöver säkerställas (SLU Artdatabanken, 2024; Nitare &amp; Skogsstyrelsen, 2019).</w:t>
+      </w:r>
+    </w:p>
+    <w:p>
+      <w:r>
+        <w:rPr>
+          <w:b/>
+        </w:rPr>
+        <w:t>Tretåig hackspett (NT, §4)</w:t>
+      </w:r>
+      <w:r>
+        <w:t xml:space="preserve"> är rödlistad som nära hotad och ingår i bilaga 1 i EU:s fågeldirektiv. Tretåig hackspett är för sin överlevnad beroende av kontinuerlig tillförsel av äldre döende och död ved, som sker genom naturliga självgallringsprocesser i äldre grannaturskogar och barrblandade naturskogar. Om en skog genom skogsbruk gallras eller glesas ur så upphör och uteblir i stort sett den naturliga självgallringsprocessen för mycket lång tid framöver vilket omöjliggör upprätthållandet av den kontinuerliga ekologiska funktionen i ett område. Det finns studier som visar att naturskogens självgallringsprocess som den tretåiga hackspetten är beroende av, inte kan ersättas med efterlämnad hänsyn i skogsbruket (Imbeau &amp; Desrochers, 2002). Storleken på häckningsreviret varierar med skogstypen, förekomsten av död ved och graden av fragmentering, men är i allmänhet i storleksordningen 25–100 hektar. Vintertid krävs ofta betydligt större områden och det finns studier som antyder att arten behöver minst 100 hektar äldre skog. I områden med låg bonitet kan det behövas över 200 hektar lämpligt habitat för att ett par ska kunna reproducera sig. Områden med dokumenterad permanent förekomst i naturskogsmiljöer har vanligen så stora naturvärden att skogsbruk är olämpligt. Tretåig hackspett är typisk art för </w:t>
+      </w:r>
+      <w:r>
+        <w:rPr>
+          <w:i/>
+        </w:rPr>
+        <w:t xml:space="preserve">9010 Taiga, 9740 Skogsbevuxen myr, 9030 Landhöjningsskog </w:t>
+      </w:r>
+      <w:r>
+        <w:t xml:space="preserve">och </w:t>
+      </w:r>
+      <w:r>
+        <w:rPr>
+          <w:i/>
+        </w:rPr>
+        <w:t>9040 Fjällbjörkskog</w:t>
+      </w:r>
+      <w:r>
+        <w:t xml:space="preserve"> (Skogsstyrelsen, 2016; SLU Artdatabanken, 2024).</w:t>
+      </w:r>
+    </w:p>
+    <w:p>
+      <w:r>
+        <w:rPr>
+          <w:b/>
+        </w:rPr>
+        <w:t xml:space="preserve">Vaddporing (NT) </w:t>
+      </w:r>
+      <w:r>
+        <w:t>är en brunrötande vednedbrytare som hittas på undersidan av liggande murken tallved i olika former. Substratet utgörs framför allt av den typ av hård, kådimpregnerad och ofta kolad tallved som skapas i brandpräglad skog. Vedtypen nybildas i mycket liten omfattning och det är sannolikt att arten upplever en utdöendeskuld. För att garantera artens fortlevnad bör man både säkra att artens växtplatser hålls intakta samt att långsiktigt säkerställa att ny ved tillkommer, allra helst i omedelbar anslutning till artens växtplatser. Skoglig gallring och annat uttag av virke innebär ett hot mot arten (SLU Artdatabanken, 2024).</w:t>
       </w:r>
     </w:p>
     <w:p>
@@ -526,7 +588,7 @@
         <w:rPr>
           <w:i/>
         </w:rPr>
-        <w:t>I det avverkningsanmälda skogsområdet har 10 naturvårdsarter varav 10 rödlistade arter sina livsmiljöer och växtplatser.</w:t>
+        <w:t>I det avverkningsanmälda skogsområdet har 14 naturvårdsarter varav 14 rödlistade arter sina livsmiljöer och växtplatser.</w:t>
       </w:r>
     </w:p>
     <w:p>
@@ -810,6 +872,207 @@
       </w:r>
       <w:r>
         <w:t>SLU Artdatabanken, Uppsala</w:t>
+      </w:r>
+    </w:p>
+    <w:p>
+      <w:pPr>
+        <w:pStyle w:val="Heading1"/>
+      </w:pPr>
+      <w:r>
+        <w:t>Tretåig hackspett – ekologi samt krav på livsmiljön</w:t>
+      </w:r>
+    </w:p>
+    <w:p>
+      <w:r>
+        <w:t xml:space="preserve">Tretåig hackspett (NT) är fridlyst enligt §4 Artskyddsförordningen och finns med som prioriterad art i Skogsstyrelsen vägledning för skogsbruket (bilaga 4 till SVL). I vägledningen står bland annat att: </w:t>
+      </w:r>
+      <w:r>
+        <w:rPr>
+          <w:i/>
+        </w:rPr>
+        <w:t xml:space="preserve">“Tretåig hackspett har stora arealkrav och höga krav på sin livsmiljö. Omdaningen av naturskogar till kulturskogar medför en förlust av viktiga miljöer, något som förstärks av ökad fragmentering till följd av avverkningar.” </w:t>
+      </w:r>
+      <w:r>
+        <w:t xml:space="preserve">Vidare att: </w:t>
+      </w:r>
+      <w:r>
+        <w:rPr>
+          <w:i/>
+        </w:rPr>
+        <w:t>“Områden med dokumenterad permanent förekomst i naturskogsmiljöer har vanligen så stora naturvärden att skogsbruk är olämpligt”</w:t>
+      </w:r>
+      <w:r>
+        <w:t xml:space="preserve"> (SLU Artdatabanken, 2024; Skogsstyrelsen, 2016)</w:t>
+      </w:r>
+      <w:r>
+        <w:rPr>
+          <w:i/>
+        </w:rPr>
+        <w:t>.</w:t>
+      </w:r>
+    </w:p>
+    <w:p>
+      <w:r>
+        <w:t>Tretåig hackspett är beroende av större sammanhängande naturskogar med kontinuerlig tillgång och nybildning av död ved och fragmentering av livsmiljöerna utgör ett stort hot mot arten (se exempelvis Stachura-Skierczynska et al., 2009; Wesolowski et al., 2005; Butler et al., 2004; Pakkala et al., 2002; Amcoff et al., 1996; Virkkala, 1991). Det finns studier som visar att naturskogens självgallringsprocess som den tretåiga hackspetten är beroende av, inte kan ersättas med efterlämnad hänsyn i skogsbruket (Imbeau &amp; Desrochers, 2002).</w:t>
+      </w:r>
+    </w:p>
+    <w:p>
+      <w:r>
+        <w:t>Permanenta revir av tretåig hackspett karaktäriseras ofta av artens typiska ringformigt ordnade hackmärken på framför allt gamla granar. För att säkerställa att inte revir av tretåig hackspett drabbas av avverkningsplanerna bör en inventering göras i området både under häckningstid och under vintern, då arten utnyttjar betydligt större områden än under sommarens häckningsrevir. Storleken på häckningsreviret varierar med skogstypen, förekomsten av död ved och graden av fragmentering, men är i allmänhet i storleksordningen 25–100 hektar (SLU Artdatabanken, 2024; Skogsstyrelsen, 2016).</w:t>
+      </w:r>
+    </w:p>
+    <w:p>
+      <w:r>
+        <w:t xml:space="preserve">Förutom fridlysning enligt §4 Artskyddsförordningen är tretåig hackspett även förtecknad i EU:s fågeldirektiv bilaga 1. Den är typisk art för </w:t>
+      </w:r>
+      <w:r>
+        <w:rPr>
+          <w:i/>
+        </w:rPr>
+        <w:t xml:space="preserve">9010 Taiga, 9740 Skogsbevuxen myr, 9030 Landhöjningsskog </w:t>
+      </w:r>
+      <w:r>
+        <w:t xml:space="preserve">och </w:t>
+      </w:r>
+      <w:r>
+        <w:rPr>
+          <w:i/>
+        </w:rPr>
+        <w:t>9040 Fjällbjörkskog</w:t>
+      </w:r>
+      <w:r>
+        <w:t xml:space="preserve"> samt ingår i Natura 2000 och är förtecknad i Bernkonventionen bilaga II (strikt skyddade djurarter) (SLU Artdatabanken, 2024; Skogsstyrelsen, 2016).</w:t>
+      </w:r>
+    </w:p>
+    <w:p>
+      <w:pPr>
+        <w:pStyle w:val="Heading2"/>
+      </w:pPr>
+      <w:r>
+        <w:t>Referenser – tretåig hackspett</w:t>
+      </w:r>
+    </w:p>
+    <w:p>
+      <w:r>
+        <w:t xml:space="preserve">Amcoff, M. &amp; Eriksson, P. 1996. </w:t>
+      </w:r>
+      <w:r>
+        <w:rPr>
+          <w:i/>
+        </w:rPr>
+        <w:t xml:space="preserve">Förekomst av tretåig hackspett Picoides tridactylus på bestånds- och landskapsnivå. </w:t>
+      </w:r>
+      <w:r>
+        <w:t>Ornis Svecica 6: 107–119.</w:t>
+      </w:r>
+    </w:p>
+    <w:p>
+      <w:r>
+        <w:t xml:space="preserve">Butler, R., Angelstam, P., Ekelund, P. &amp; Schlaeffer, R. 2004. </w:t>
+      </w:r>
+      <w:r>
+        <w:rPr>
+          <w:i/>
+        </w:rPr>
+        <w:t xml:space="preserve">Dead wood threshold values for the three-toed woodpecker presence in boreal and sub-Alpine forest. </w:t>
+      </w:r>
+      <w:r>
+        <w:t>Biological conservation 119(3): 305–318.</w:t>
+      </w:r>
+    </w:p>
+    <w:p>
+      <w:r>
+        <w:t xml:space="preserve">Imbeau, L. &amp; Desrochers, A. 2002. </w:t>
+      </w:r>
+      <w:r>
+        <w:rPr>
+          <w:i/>
+        </w:rPr>
+        <w:t xml:space="preserve">Foraging Ecology and Use of Drumming Trees by Three-Toed Woodpeckers. </w:t>
+      </w:r>
+      <w:r>
+        <w:t>The Journal of Wildlife Management. Vol. 66, No. 1 (Jan., 2002), pp. 222–231.</w:t>
+      </w:r>
+    </w:p>
+    <w:p>
+      <w:r>
+        <w:t xml:space="preserve">Pakkala, T., Hanski, I. &amp; Tomppo, E. 2002. </w:t>
+      </w:r>
+      <w:r>
+        <w:rPr>
+          <w:i/>
+        </w:rPr>
+        <w:t xml:space="preserve">Spatial ecology of the three-toed woodpecker in managed forest landscapes. </w:t>
+      </w:r>
+      <w:r>
+        <w:t>Silva Fennica 36(1): 279–288.</w:t>
+      </w:r>
+    </w:p>
+    <w:p>
+      <w:r>
+        <w:t xml:space="preserve">Skogsstyrelsen, 2016. </w:t>
+      </w:r>
+      <w:r>
+        <w:rPr>
+          <w:i/>
+        </w:rPr>
+        <w:t>Vägledning för hänsyn till fåglar – Tretåig hackspett.</w:t>
+      </w:r>
+    </w:p>
+    <w:p>
+      <w:r>
+        <w:t xml:space="preserve">SLU Artdatabanken, 2024. </w:t>
+      </w:r>
+      <w:r>
+        <w:rPr>
+          <w:i/>
+        </w:rPr>
+        <w:t xml:space="preserve">Artfaktablad. Naturvård – artfakta. </w:t>
+      </w:r>
+      <w:r>
+        <w:t>SLU Artdatabanken, Uppsala.</w:t>
+      </w:r>
+    </w:p>
+    <w:p>
+      <w:r>
+        <w:t xml:space="preserve">Stachura-Skierczynska, K., Tumiel, T. &amp; Skierczynski, M. 2009. </w:t>
+      </w:r>
+      <w:r>
+        <w:rPr>
+          <w:i/>
+        </w:rPr>
+        <w:t xml:space="preserve">Habitat prediction model for three-toed woodpecker and its implications for the conservation of biologically valuable forests. </w:t>
+      </w:r>
+      <w:r>
+        <w:t>Forest Ecology and Management 258(5): 697–703.</w:t>
+      </w:r>
+    </w:p>
+    <w:p>
+      <w:r>
+        <w:t xml:space="preserve">Virkkala, R. 1991. </w:t>
+      </w:r>
+      <w:r>
+        <w:rPr>
+          <w:i/>
+        </w:rPr>
+        <w:t xml:space="preserve">Population trends of forest birds in a Finnish Lapland landscape of large habitat blocks – Consequences of stochastic environmental variation or regional habitat alteration. </w:t>
+      </w:r>
+      <w:r>
+        <w:t>Biological conservation 56(2): 223–240.</w:t>
+      </w:r>
+    </w:p>
+    <w:p>
+      <w:r>
+        <w:t xml:space="preserve">Wesolowski, T., Czeszczewik, D. &amp; Rowinski, P. 2005. </w:t>
+      </w:r>
+      <w:r>
+        <w:rPr>
+          <w:i/>
+        </w:rPr>
+        <w:t xml:space="preserve">Effects of forest management on Three-toed Woodpecker Picoides tridactylus distribution in the Bialowieza Forest (NE Poland): conservation implications. </w:t>
+      </w:r>
+      <w:r>
+        <w:t>Acta Ornithologica 40(1): 53–60.</w:t>
       </w:r>
     </w:p>
     <w:sectPr>
@@ -940,7 +1203,7 @@
     <w:r>
       <w:tab/>
       <w:tab/>
-      <w:t>2026-09-29</w:t>
+      <w:t>2026-09-30</w:t>
       <w:br/>
       <w:br/>
     </w:r>

--- a/klagomål/A 37043-2026 FSC-klagomål.docx
+++ b/klagomål/A 37043-2026 FSC-klagomål.docx
@@ -1203,7 +1203,7 @@
     <w:r>
       <w:tab/>
       <w:tab/>
-      <w:t>2026-09-30</w:t>
+      <w:t>2026-10-01</w:t>
       <w:br/>
       <w:br/>
     </w:r>

--- a/klagomål/A 37043-2026 FSC-klagomål.docx
+++ b/klagomål/A 37043-2026 FSC-klagomål.docx
@@ -1203,7 +1203,7 @@
     <w:r>
       <w:tab/>
       <w:tab/>
-      <w:t>2026-10-01</w:t>
+      <w:t>2026-10-02</w:t>
       <w:br/>
       <w:br/>
     </w:r>

--- a/klagomål/A 37043-2026 FSC-klagomål.docx
+++ b/klagomål/A 37043-2026 FSC-klagomål.docx
@@ -1203,7 +1203,7 @@
     <w:r>
       <w:tab/>
       <w:tab/>
-      <w:t>2026-10-02</w:t>
+      <w:t>2026-10-03</w:t>
       <w:br/>
       <w:br/>
     </w:r>

--- a/klagomål/A 37043-2026 FSC-klagomål.docx
+++ b/klagomål/A 37043-2026 FSC-klagomål.docx
@@ -1203,7 +1203,7 @@
     <w:r>
       <w:tab/>
       <w:tab/>
-      <w:t>2026-10-03</w:t>
+      <w:t>2026-10-04</w:t>
       <w:br/>
       <w:br/>
     </w:r>

--- a/klagomål/A 37043-2026 FSC-klagomål.docx
+++ b/klagomål/A 37043-2026 FSC-klagomål.docx
@@ -1203,7 +1203,7 @@
     <w:r>
       <w:tab/>
       <w:tab/>
-      <w:t>2026-10-04</w:t>
+      <w:t>2026-10-05</w:t>
       <w:br/>
       <w:br/>
     </w:r>

--- a/klagomål/A 37043-2026 FSC-klagomål.docx
+++ b/klagomål/A 37043-2026 FSC-klagomål.docx
@@ -1203,7 +1203,7 @@
     <w:r>
       <w:tab/>
       <w:tab/>
-      <w:t>2026-10-05</w:t>
+      <w:t>2026-10-06</w:t>
       <w:br/>
       <w:br/>
     </w:r>

--- a/klagomål/A 37043-2026 FSC-klagomål.docx
+++ b/klagomål/A 37043-2026 FSC-klagomål.docx
@@ -1203,7 +1203,7 @@
     <w:r>
       <w:tab/>
       <w:tab/>
-      <w:t>2026-10-06</w:t>
+      <w:t>2026-10-07</w:t>
       <w:br/>
       <w:br/>
     </w:r>

--- a/klagomål/A 37043-2026 FSC-klagomål.docx
+++ b/klagomål/A 37043-2026 FSC-klagomål.docx
@@ -1203,7 +1203,7 @@
     <w:r>
       <w:tab/>
       <w:tab/>
-      <w:t>2026-10-07</w:t>
+      <w:t>2026-10-08</w:t>
       <w:br/>
       <w:br/>
     </w:r>

--- a/klagomål/A 37043-2026 FSC-klagomål.docx
+++ b/klagomål/A 37043-2026 FSC-klagomål.docx
@@ -1203,7 +1203,7 @@
     <w:r>
       <w:tab/>
       <w:tab/>
-      <w:t>2026-10-08</w:t>
+      <w:t>2026-10-09</w:t>
       <w:br/>
       <w:br/>
     </w:r>

--- a/klagomål/A 37043-2026 FSC-klagomål.docx
+++ b/klagomål/A 37043-2026 FSC-klagomål.docx
@@ -1203,7 +1203,7 @@
     <w:r>
       <w:tab/>
       <w:tab/>
-      <w:t>2026-10-09</w:t>
+      <w:t>2026-10-10</w:t>
       <w:br/>
       <w:br/>
     </w:r>

--- a/klagomål/A 37043-2026 FSC-klagomål.docx
+++ b/klagomål/A 37043-2026 FSC-klagomål.docx
@@ -1203,7 +1203,7 @@
     <w:r>
       <w:tab/>
       <w:tab/>
-      <w:t>2026-10-10</w:t>
+      <w:t>2026-10-11</w:t>
       <w:br/>
       <w:br/>
     </w:r>

--- a/klagomål/A 37043-2026 FSC-klagomål.docx
+++ b/klagomål/A 37043-2026 FSC-klagomål.docx
@@ -1203,7 +1203,7 @@
     <w:r>
       <w:tab/>
       <w:tab/>
-      <w:t>2026-10-11</w:t>
+      <w:t>2026-10-12</w:t>
       <w:br/>
       <w:br/>
     </w:r>

--- a/klagomål/A 37043-2026 FSC-klagomål.docx
+++ b/klagomål/A 37043-2026 FSC-klagomål.docx
@@ -1203,7 +1203,7 @@
     <w:r>
       <w:tab/>
       <w:tab/>
-      <w:t>2026-10-12</w:t>
+      <w:t>2026-10-13</w:t>
       <w:br/>
       <w:br/>
     </w:r>

--- a/klagomål/A 37043-2026 FSC-klagomål.docx
+++ b/klagomål/A 37043-2026 FSC-klagomål.docx
@@ -1203,7 +1203,7 @@
     <w:r>
       <w:tab/>
       <w:tab/>
-      <w:t>2026-10-13</w:t>
+      <w:t>2026-10-14</w:t>
       <w:br/>
       <w:br/>
     </w:r>

--- a/klagomål/A 37043-2026 FSC-klagomål.docx
+++ b/klagomål/A 37043-2026 FSC-klagomål.docx
@@ -1203,7 +1203,7 @@
     <w:r>
       <w:tab/>
       <w:tab/>
-      <w:t>2026-10-14</w:t>
+      <w:t>2026-10-15</w:t>
       <w:br/>
       <w:br/>
     </w:r>

--- a/klagomål/A 37043-2026 FSC-klagomål.docx
+++ b/klagomål/A 37043-2026 FSC-klagomål.docx
@@ -1203,7 +1203,7 @@
     <w:r>
       <w:tab/>
       <w:tab/>
-      <w:t>2026-10-15</w:t>
+      <w:t>2026-10-16</w:t>
       <w:br/>
       <w:br/>
     </w:r>

--- a/klagomål/A 37043-2026 FSC-klagomål.docx
+++ b/klagomål/A 37043-2026 FSC-klagomål.docx
@@ -1203,7 +1203,7 @@
     <w:r>
       <w:tab/>
       <w:tab/>
-      <w:t>2026-10-16</w:t>
+      <w:t>2026-10-17</w:t>
       <w:br/>
       <w:br/>
     </w:r>

--- a/klagomål/A 37043-2026 FSC-klagomål.docx
+++ b/klagomål/A 37043-2026 FSC-klagomål.docx
@@ -1203,7 +1203,7 @@
     <w:r>
       <w:tab/>
       <w:tab/>
-      <w:t>2026-10-17</w:t>
+      <w:t>2026-10-18</w:t>
       <w:br/>
       <w:br/>
     </w:r>

--- a/klagomål/A 37043-2026 FSC-klagomål.docx
+++ b/klagomål/A 37043-2026 FSC-klagomål.docx
@@ -1203,7 +1203,7 @@
     <w:r>
       <w:tab/>
       <w:tab/>
-      <w:t>2026-10-18</w:t>
+      <w:t>2026-10-19</w:t>
       <w:br/>
       <w:br/>
     </w:r>

--- a/klagomål/A 37043-2026 FSC-klagomål.docx
+++ b/klagomål/A 37043-2026 FSC-klagomål.docx
@@ -1203,7 +1203,7 @@
     <w:r>
       <w:tab/>
       <w:tab/>
-      <w:t>2026-10-19</w:t>
+      <w:t>2026-10-20</w:t>
       <w:br/>
       <w:br/>
     </w:r>

--- a/klagomål/A 37043-2026 FSC-klagomål.docx
+++ b/klagomål/A 37043-2026 FSC-klagomål.docx
@@ -1203,7 +1203,7 @@
     <w:r>
       <w:tab/>
       <w:tab/>
-      <w:t>2026-10-20</w:t>
+      <w:t>2026-10-21</w:t>
       <w:br/>
       <w:br/>
     </w:r>

--- a/klagomål/A 37043-2026 FSC-klagomål.docx
+++ b/klagomål/A 37043-2026 FSC-klagomål.docx
@@ -1203,7 +1203,7 @@
     <w:r>
       <w:tab/>
       <w:tab/>
-      <w:t>2026-10-21</w:t>
+      <w:t>2026-10-22</w:t>
       <w:br/>
       <w:br/>
     </w:r>

--- a/klagomål/A 37043-2026 FSC-klagomål.docx
+++ b/klagomål/A 37043-2026 FSC-klagomål.docx
@@ -1203,7 +1203,7 @@
     <w:r>
       <w:tab/>
       <w:tab/>
-      <w:t>2026-10-22</w:t>
+      <w:t>2026-10-23</w:t>
       <w:br/>
       <w:br/>
     </w:r>

--- a/klagomål/A 37043-2026 FSC-klagomål.docx
+++ b/klagomål/A 37043-2026 FSC-klagomål.docx
@@ -1203,7 +1203,7 @@
     <w:r>
       <w:tab/>
       <w:tab/>
-      <w:t>2026-10-23</w:t>
+      <w:t>2026-10-24</w:t>
       <w:br/>
       <w:br/>
     </w:r>

--- a/klagomål/A 37043-2026 FSC-klagomål.docx
+++ b/klagomål/A 37043-2026 FSC-klagomål.docx
@@ -1203,7 +1203,7 @@
     <w:r>
       <w:tab/>
       <w:tab/>
-      <w:t>2026-10-24</w:t>
+      <w:t>2026-10-25</w:t>
       <w:br/>
       <w:br/>
     </w:r>

--- a/klagomål/A 37043-2026 FSC-klagomål.docx
+++ b/klagomål/A 37043-2026 FSC-klagomål.docx
@@ -1203,7 +1203,7 @@
     <w:r>
       <w:tab/>
       <w:tab/>
-      <w:t>2026-10-25</w:t>
+      <w:t>2026-10-26</w:t>
       <w:br/>
       <w:br/>
     </w:r>

--- a/klagomål/A 37043-2026 FSC-klagomål.docx
+++ b/klagomål/A 37043-2026 FSC-klagomål.docx
@@ -1203,7 +1203,7 @@
     <w:r>
       <w:tab/>
       <w:tab/>
-      <w:t>2026-10-26</w:t>
+      <w:t>2026-10-27</w:t>
       <w:br/>
       <w:br/>
     </w:r>

--- a/klagomål/A 37043-2026 FSC-klagomål.docx
+++ b/klagomål/A 37043-2026 FSC-klagomål.docx
@@ -1203,7 +1203,7 @@
     <w:r>
       <w:tab/>
       <w:tab/>
-      <w:t>2026-10-27</w:t>
+      <w:t>2026-10-28</w:t>
       <w:br/>
       <w:br/>
     </w:r>

--- a/klagomål/A 37043-2026 FSC-klagomål.docx
+++ b/klagomål/A 37043-2026 FSC-klagomål.docx
@@ -1203,7 +1203,7 @@
     <w:r>
       <w:tab/>
       <w:tab/>
-      <w:t>2026-10-28</w:t>
+      <w:t>2026-10-29</w:t>
       <w:br/>
       <w:br/>
     </w:r>

--- a/klagomål/A 37043-2026 FSC-klagomål.docx
+++ b/klagomål/A 37043-2026 FSC-klagomål.docx
@@ -1203,7 +1203,7 @@
     <w:r>
       <w:tab/>
       <w:tab/>
-      <w:t>2026-10-29</w:t>
+      <w:t>2026-10-31</w:t>
       <w:br/>
       <w:br/>
     </w:r>
